--- a/downloads/teacher/04 Units/Unit 02 - Individual Growth and Life Readiness - Me, My Goals, My Money/Lesson 02.06 - Time and Energy as Resources.docx
+++ b/downloads/teacher/04 Units/Unit 02 - Individual Growth and Life Readiness - Me, My Goals, My Money/Lesson 02.06 - Time and Energy as Resources.docx
@@ -304,17 +304,29 @@
       <w:r>
         <w:t xml:space="preserve">By the end of this lesson, students will be able to:</w:t>
       </w:r>
-      <w:r>
-        <w:t xml:space="preserve"> </w:t>
-      </w:r>
-      <w:r>
-        <w:t xml:space="preserve">1. (Low) Given the 24-hour audit sheet, record yesterday’s hours in ten categories so the total is 24, and identify the two largest categories.</w:t>
-      </w:r>
-      <w:r>
-        <w:t xml:space="preserve"> </w:t>
-      </w:r>
-      <w:r>
-        <w:t xml:space="preserve">2. (Mid) Given the four boxes (urgent and important, important but not urgent, urgent but not important, neither), classify eight sample tasks and four of their own into the right box, and explain why goal steps almost always land in</w:t>
+    </w:p>
+    <w:p>
+      <w:pPr>
+        <w:numPr>
+          <w:ilvl w:val="0"/>
+          <w:numId w:val="1002"/>
+        </w:numPr>
+        <w:pStyle w:val="Compact"/>
+      </w:pPr>
+      <w:r>
+        <w:t xml:space="preserve">(Low) Given the 24-hour audit sheet, record yesterday’s hours in ten categories so the total is 24, and identify the two largest categories.</w:t>
+      </w:r>
+    </w:p>
+    <w:p>
+      <w:pPr>
+        <w:numPr>
+          <w:ilvl w:val="0"/>
+          <w:numId w:val="1002"/>
+        </w:numPr>
+        <w:pStyle w:val="Compact"/>
+      </w:pPr>
+      <w:r>
+        <w:t xml:space="preserve">(Mid) Given the four boxes (urgent and important, important but not urgent, urgent but not important, neither), classify eight sample tasks and four of their own into the right box, and explain why goal steps almost always land in</w:t>
       </w:r>
       <w:r>
         <w:t xml:space="preserve"> </w:t>
@@ -328,11 +340,17 @@
       <w:r>
         <w:t xml:space="preserve">”</w:t>
       </w:r>
-      <w:r>
-        <w:t xml:space="preserve"> </w:t>
-      </w:r>
-      <w:r>
-        <w:t xml:space="preserve">3. (High) Design a one-week plan that schedules the first rung of the Goal Plan ladder into a specific hour on a specific day, protects a sleep window that meets the recommended range for their age, and names one thing they will move or cut to make room.</w:t>
+    </w:p>
+    <w:p>
+      <w:pPr>
+        <w:numPr>
+          <w:ilvl w:val="0"/>
+          <w:numId w:val="1002"/>
+        </w:numPr>
+        <w:pStyle w:val="Compact"/>
+      </w:pPr>
+      <w:r>
+        <w:t xml:space="preserve">(High) Design a one-week plan that schedules the first rung of the Goal Plan ladder into a specific hour on a specific day, protects a sleep window that meets the recommended range for their age, and names one thing they will move or cut to make room.</w:t>
       </w:r>
     </w:p>
     <w:p>
@@ -373,7 +391,7 @@
       <w:pPr>
         <w:numPr>
           <w:ilvl w:val="0"/>
-          <w:numId w:val="1002"/>
+          <w:numId w:val="1003"/>
         </w:numPr>
         <w:pStyle w:val="Compact"/>
       </w:pPr>
@@ -391,7 +409,7 @@
       <w:pPr>
         <w:numPr>
           <w:ilvl w:val="0"/>
-          <w:numId w:val="1002"/>
+          <w:numId w:val="1003"/>
         </w:numPr>
         <w:pStyle w:val="Compact"/>
       </w:pPr>
@@ -403,7 +421,7 @@
       <w:pPr>
         <w:numPr>
           <w:ilvl w:val="0"/>
-          <w:numId w:val="1002"/>
+          <w:numId w:val="1003"/>
         </w:numPr>
         <w:pStyle w:val="Compact"/>
       </w:pPr>
@@ -424,7 +442,7 @@
       <w:pPr>
         <w:numPr>
           <w:ilvl w:val="0"/>
-          <w:numId w:val="1002"/>
+          <w:numId w:val="1003"/>
         </w:numPr>
         <w:pStyle w:val="Compact"/>
       </w:pPr>
@@ -436,7 +454,7 @@
       <w:pPr>
         <w:numPr>
           <w:ilvl w:val="0"/>
-          <w:numId w:val="1002"/>
+          <w:numId w:val="1003"/>
         </w:numPr>
         <w:pStyle w:val="Compact"/>
       </w:pPr>
@@ -448,7 +466,7 @@
       <w:pPr>
         <w:numPr>
           <w:ilvl w:val="0"/>
-          <w:numId w:val="1002"/>
+          <w:numId w:val="1003"/>
         </w:numPr>
         <w:pStyle w:val="Compact"/>
       </w:pPr>
@@ -924,43 +942,73 @@
       <w:r>
         <w:t xml:space="preserve">Monitor understanding:</w:t>
       </w:r>
-      <w:r>
-        <w:t xml:space="preserve"> </w:t>
-      </w:r>
-      <w:r>
-        <w:t xml:space="preserve">- Your total came to 27. Where is the overlap?</w:t>
-      </w:r>
-      <w:r>
-        <w:t xml:space="preserve"> </w:t>
-      </w:r>
-      <w:r>
-        <w:t xml:space="preserve">- Homework due tomorrow: which box? Practicing free throws for a tryout in March: which box?</w:t>
-      </w:r>
-      <w:r>
-        <w:t xml:space="preserve"> </w:t>
-      </w:r>
-      <w:r>
-        <w:t xml:space="preserve">- How many hours is your sleep window? Does it meet the range for your age?</w:t>
-      </w:r>
-    </w:p>
-    <w:p>
-      <w:pPr>
-        <w:pStyle w:val="BodyText"/>
+    </w:p>
+    <w:p>
+      <w:pPr>
+        <w:numPr>
+          <w:ilvl w:val="0"/>
+          <w:numId w:val="1004"/>
+        </w:numPr>
+        <w:pStyle w:val="Compact"/>
+      </w:pPr>
+      <w:r>
+        <w:t xml:space="preserve">Your total came to 27. Where is the overlap?</w:t>
+      </w:r>
+    </w:p>
+    <w:p>
+      <w:pPr>
+        <w:numPr>
+          <w:ilvl w:val="0"/>
+          <w:numId w:val="1004"/>
+        </w:numPr>
+        <w:pStyle w:val="Compact"/>
+      </w:pPr>
+      <w:r>
+        <w:t xml:space="preserve">Homework due tomorrow: which box? Practicing free throws for a tryout in March: which box?</w:t>
+      </w:r>
+    </w:p>
+    <w:p>
+      <w:pPr>
+        <w:numPr>
+          <w:ilvl w:val="0"/>
+          <w:numId w:val="1004"/>
+        </w:numPr>
+        <w:pStyle w:val="Compact"/>
+      </w:pPr>
+      <w:r>
+        <w:t xml:space="preserve">How many hours is your sleep window? Does it meet the range for your age?</w:t>
+      </w:r>
+    </w:p>
+    <w:p>
+      <w:pPr>
+        <w:pStyle w:val="FirstParagraph"/>
       </w:pPr>
       <w:r>
         <w:t xml:space="preserve">Deepen learning:</w:t>
       </w:r>
-      <w:r>
-        <w:t xml:space="preserve"> </w:t>
-      </w:r>
-      <w:r>
-        <w:t xml:space="preserve">- Your two biggest categories are school and screens. Which one did you choose?</w:t>
-      </w:r>
-      <w:r>
-        <w:t xml:space="preserve"> </w:t>
-      </w:r>
-      <w:r>
-        <w:t xml:space="preserve">- If time is a resource you cannot earn more of, what does</w:t>
+    </w:p>
+    <w:p>
+      <w:pPr>
+        <w:numPr>
+          <w:ilvl w:val="0"/>
+          <w:numId w:val="1005"/>
+        </w:numPr>
+        <w:pStyle w:val="Compact"/>
+      </w:pPr>
+      <w:r>
+        <w:t xml:space="preserve">Your two biggest categories are school and screens. Which one did you choose?</w:t>
+      </w:r>
+    </w:p>
+    <w:p>
+      <w:pPr>
+        <w:numPr>
+          <w:ilvl w:val="0"/>
+          <w:numId w:val="1005"/>
+        </w:numPr>
+        <w:pStyle w:val="Compact"/>
+      </w:pPr>
+      <w:r>
+        <w:t xml:space="preserve">If time is a resource you cannot earn more of, what does</w:t>
       </w:r>
       <w:r>
         <w:t xml:space="preserve"> </w:t>
@@ -980,11 +1028,17 @@
       <w:r>
         <w:t xml:space="preserve">actually cost you? Cost in what?</w:t>
       </w:r>
-      <w:r>
-        <w:t xml:space="preserve"> </w:t>
-      </w:r>
-      <w:r>
-        <w:t xml:space="preserve">- Most people put the goal step in box 2 and then never do it. What would make it urgent without a deadline you did not choose?</w:t>
+    </w:p>
+    <w:p>
+      <w:pPr>
+        <w:numPr>
+          <w:ilvl w:val="0"/>
+          <w:numId w:val="1005"/>
+        </w:numPr>
+        <w:pStyle w:val="Compact"/>
+      </w:pPr>
+      <w:r>
+        <w:t xml:space="preserve">Most people put the goal step in box 2 and then never do it. What would make it urgent without a deadline you did not choose?</w:t>
       </w:r>
     </w:p>
     <w:p>
@@ -1234,7 +1288,7 @@
       <w:pPr>
         <w:numPr>
           <w:ilvl w:val="0"/>
-          <w:numId w:val="1003"/>
+          <w:numId w:val="1006"/>
         </w:numPr>
         <w:pStyle w:val="Compact"/>
       </w:pPr>
@@ -1246,7 +1300,7 @@
       <w:pPr>
         <w:numPr>
           <w:ilvl w:val="0"/>
-          <w:numId w:val="1003"/>
+          <w:numId w:val="1006"/>
         </w:numPr>
         <w:pStyle w:val="Compact"/>
       </w:pPr>
@@ -1258,7 +1312,7 @@
       <w:pPr>
         <w:numPr>
           <w:ilvl w:val="0"/>
-          <w:numId w:val="1003"/>
+          <w:numId w:val="1006"/>
         </w:numPr>
         <w:pStyle w:val="Compact"/>
       </w:pPr>
@@ -1288,7 +1342,7 @@
       <w:pPr>
         <w:numPr>
           <w:ilvl w:val="0"/>
-          <w:numId w:val="1003"/>
+          <w:numId w:val="1006"/>
         </w:numPr>
         <w:pStyle w:val="Compact"/>
       </w:pPr>
@@ -1300,7 +1354,7 @@
       <w:pPr>
         <w:numPr>
           <w:ilvl w:val="0"/>
-          <w:numId w:val="1003"/>
+          <w:numId w:val="1006"/>
         </w:numPr>
         <w:pStyle w:val="Compact"/>
       </w:pPr>
@@ -1312,7 +1366,7 @@
       <w:pPr>
         <w:numPr>
           <w:ilvl w:val="0"/>
-          <w:numId w:val="1003"/>
+          <w:numId w:val="1006"/>
         </w:numPr>
         <w:pStyle w:val="Compact"/>
       </w:pPr>
@@ -1637,7 +1691,7 @@
       <w:pPr>
         <w:numPr>
           <w:ilvl w:val="0"/>
-          <w:numId w:val="1004"/>
+          <w:numId w:val="1007"/>
         </w:numPr>
         <w:pStyle w:val="Compact"/>
       </w:pPr>
@@ -1661,7 +1715,7 @@
       <w:pPr>
         <w:numPr>
           <w:ilvl w:val="0"/>
-          <w:numId w:val="1004"/>
+          <w:numId w:val="1007"/>
         </w:numPr>
         <w:pStyle w:val="Compact"/>
       </w:pPr>
@@ -1673,7 +1727,7 @@
       <w:pPr>
         <w:numPr>
           <w:ilvl w:val="0"/>
-          <w:numId w:val="1004"/>
+          <w:numId w:val="1007"/>
         </w:numPr>
         <w:pStyle w:val="Compact"/>
       </w:pPr>
@@ -1706,7 +1760,7 @@
       <w:pPr>
         <w:numPr>
           <w:ilvl w:val="0"/>
-          <w:numId w:val="1004"/>
+          <w:numId w:val="1007"/>
         </w:numPr>
         <w:pStyle w:val="Compact"/>
       </w:pPr>
@@ -1718,7 +1772,7 @@
       <w:pPr>
         <w:numPr>
           <w:ilvl w:val="0"/>
-          <w:numId w:val="1004"/>
+          <w:numId w:val="1007"/>
         </w:numPr>
         <w:pStyle w:val="Compact"/>
       </w:pPr>
@@ -1730,7 +1784,7 @@
       <w:pPr>
         <w:numPr>
           <w:ilvl w:val="0"/>
-          <w:numId w:val="1004"/>
+          <w:numId w:val="1007"/>
         </w:numPr>
         <w:pStyle w:val="Compact"/>
       </w:pPr>
@@ -1769,7 +1823,7 @@
       <w:pPr>
         <w:numPr>
           <w:ilvl w:val="0"/>
-          <w:numId w:val="1004"/>
+          <w:numId w:val="1007"/>
         </w:numPr>
         <w:pStyle w:val="Compact"/>
       </w:pPr>
@@ -1781,7 +1835,7 @@
       <w:pPr>
         <w:numPr>
           <w:ilvl w:val="0"/>
-          <w:numId w:val="1004"/>
+          <w:numId w:val="1007"/>
         </w:numPr>
         <w:pStyle w:val="Compact"/>
       </w:pPr>
@@ -1803,7 +1857,7 @@
       <w:pPr>
         <w:numPr>
           <w:ilvl w:val="0"/>
-          <w:numId w:val="1005"/>
+          <w:numId w:val="1008"/>
         </w:numPr>
         <w:pStyle w:val="Compact"/>
       </w:pPr>
@@ -1833,7 +1887,7 @@
       <w:pPr>
         <w:numPr>
           <w:ilvl w:val="0"/>
-          <w:numId w:val="1005"/>
+          <w:numId w:val="1008"/>
         </w:numPr>
         <w:pStyle w:val="Compact"/>
       </w:pPr>
@@ -1863,7 +1917,7 @@
       <w:pPr>
         <w:numPr>
           <w:ilvl w:val="0"/>
-          <w:numId w:val="1005"/>
+          <w:numId w:val="1008"/>
         </w:numPr>
         <w:pStyle w:val="Compact"/>
       </w:pPr>
@@ -1893,7 +1947,7 @@
       <w:pPr>
         <w:numPr>
           <w:ilvl w:val="0"/>
-          <w:numId w:val="1005"/>
+          <w:numId w:val="1008"/>
         </w:numPr>
         <w:pStyle w:val="Compact"/>
       </w:pPr>
@@ -1905,7 +1959,7 @@
       <w:pPr>
         <w:numPr>
           <w:ilvl w:val="0"/>
-          <w:numId w:val="1005"/>
+          <w:numId w:val="1008"/>
         </w:numPr>
         <w:pStyle w:val="Compact"/>
       </w:pPr>
@@ -1935,7 +1989,7 @@
       <w:pPr>
         <w:numPr>
           <w:ilvl w:val="0"/>
-          <w:numId w:val="1005"/>
+          <w:numId w:val="1008"/>
         </w:numPr>
         <w:pStyle w:val="Compact"/>
       </w:pPr>
@@ -1959,7 +2013,7 @@
       <w:pPr>
         <w:numPr>
           <w:ilvl w:val="0"/>
-          <w:numId w:val="1005"/>
+          <w:numId w:val="1008"/>
         </w:numPr>
         <w:pStyle w:val="Compact"/>
       </w:pPr>
@@ -1974,7 +2028,7 @@
       <w:pPr>
         <w:numPr>
           <w:ilvl w:val="0"/>
-          <w:numId w:val="1005"/>
+          <w:numId w:val="1008"/>
         </w:numPr>
         <w:pStyle w:val="Compact"/>
       </w:pPr>
@@ -2267,6 +2321,118 @@
       </w:pPr>
     </w:lvl>
   </w:abstractNum>
+  <w:abstractNum w:abstractNumId="99411">
+    <w:nsid w:val="71315dca"/>
+    <w:multiLevelType w:val="multilevel"/>
+    <w:lvl w:ilvl="0">
+      <w:start w:val="1"/>
+      <w:numFmt w:val="decimal"/>
+      <w:lvlText w:val="%1."/>
+      <w:lvlJc w:val="left"/>
+      <w:pPr>
+        <w:tabs>
+          <w:tab w:val="num" w:pos="0"/>
+        </w:tabs>
+        <w:ind w:left="480" w:hanging="480"/>
+      </w:pPr>
+    </w:lvl>
+    <w:lvl w:ilvl="1">
+      <w:start w:val="1"/>
+      <w:numFmt w:val="decimal"/>
+      <w:lvlText w:val="%2."/>
+      <w:lvlJc w:val="left"/>
+      <w:pPr>
+        <w:tabs>
+          <w:tab w:val="num" w:pos="720"/>
+        </w:tabs>
+        <w:ind w:left="1200" w:hanging="480"/>
+      </w:pPr>
+    </w:lvl>
+    <w:lvl w:ilvl="2">
+      <w:start w:val="1"/>
+      <w:numFmt w:val="decimal"/>
+      <w:lvlText w:val="%3."/>
+      <w:lvlJc w:val="left"/>
+      <w:pPr>
+        <w:tabs>
+          <w:tab w:val="num" w:pos="1440"/>
+        </w:tabs>
+        <w:ind w:left="1920" w:hanging="480"/>
+      </w:pPr>
+    </w:lvl>
+    <w:lvl w:ilvl="3">
+      <w:start w:val="1"/>
+      <w:numFmt w:val="decimal"/>
+      <w:lvlText w:val="%4."/>
+      <w:lvlJc w:val="left"/>
+      <w:pPr>
+        <w:tabs>
+          <w:tab w:val="num" w:pos="2160"/>
+        </w:tabs>
+        <w:ind w:left="2640" w:hanging="480"/>
+      </w:pPr>
+    </w:lvl>
+    <w:lvl w:ilvl="4">
+      <w:start w:val="1"/>
+      <w:numFmt w:val="decimal"/>
+      <w:lvlText w:val="%5."/>
+      <w:lvlJc w:val="left"/>
+      <w:pPr>
+        <w:tabs>
+          <w:tab w:val="num" w:pos="2880"/>
+        </w:tabs>
+        <w:ind w:left="3360" w:hanging="480"/>
+      </w:pPr>
+    </w:lvl>
+    <w:lvl w:ilvl="5">
+      <w:start w:val="1"/>
+      <w:numFmt w:val="decimal"/>
+      <w:lvlText w:val="%6."/>
+      <w:lvlJc w:val="left"/>
+      <w:pPr>
+        <w:tabs>
+          <w:tab w:val="num" w:pos="3600"/>
+        </w:tabs>
+        <w:ind w:left="4080" w:hanging="480"/>
+      </w:pPr>
+    </w:lvl>
+    <w:lvl w:ilvl="6">
+      <w:start w:val="1"/>
+      <w:numFmt w:val="decimal"/>
+      <w:lvlText w:val="%7."/>
+      <w:lvlJc w:val="left"/>
+      <w:pPr>
+        <w:tabs>
+          <w:tab w:val="num" w:pos="4320"/>
+        </w:tabs>
+        <w:ind w:left="4800" w:hanging="480"/>
+      </w:pPr>
+    </w:lvl>
+    <w:lvl w:ilvl="7">
+      <w:start w:val="1"/>
+      <w:numFmt w:val="decimal"/>
+      <w:lvlText w:val="%8."/>
+      <w:lvlJc w:val="left"/>
+      <w:pPr>
+        <w:tabs>
+          <w:tab w:val="num" w:pos="5040"/>
+        </w:tabs>
+        <w:ind w:left="5520" w:hanging="480"/>
+      </w:pPr>
+    </w:lvl>
+    <w:lvl w:ilvl="8">
+      <w:start w:val="1"/>
+      <w:numFmt w:val="decimal"/>
+      <w:lvlText w:val="%9."/>
+      <w:lvlJc w:val="left"/>
+      <w:pPr>
+        <w:tabs>
+          <w:tab w:val="num" w:pos="5760"/>
+        </w:tabs>
+        <w:ind w:left="6240" w:hanging="480"/>
+      </w:pPr>
+    </w:lvl>
+  </w:abstractNum>
   <w:num w:numId="1000">
     <w:abstractNumId w:val="990"/>
   </w:num>
@@ -2274,7 +2440,34 @@
     <w:abstractNumId w:val="991"/>
   </w:num>
   <w:num w:numId="1002">
-    <w:abstractNumId w:val="991"/>
+    <w:abstractNumId w:val="99411"/>
+    <w:lvlOverride w:ilvl="0">
+      <w:startOverride w:val="1"/>
+    </w:lvlOverride>
+    <w:lvlOverride w:ilvl="1">
+      <w:startOverride w:val="1"/>
+    </w:lvlOverride>
+    <w:lvlOverride w:ilvl="2">
+      <w:startOverride w:val="1"/>
+    </w:lvlOverride>
+    <w:lvlOverride w:ilvl="3">
+      <w:startOverride w:val="1"/>
+    </w:lvlOverride>
+    <w:lvlOverride w:ilvl="4">
+      <w:startOverride w:val="1"/>
+    </w:lvlOverride>
+    <w:lvlOverride w:ilvl="5">
+      <w:startOverride w:val="1"/>
+    </w:lvlOverride>
+    <w:lvlOverride w:ilvl="6">
+      <w:startOverride w:val="1"/>
+    </w:lvlOverride>
+    <w:lvlOverride w:ilvl="7">
+      <w:startOverride w:val="1"/>
+    </w:lvlOverride>
+    <w:lvlOverride w:ilvl="8">
+      <w:startOverride w:val="1"/>
+    </w:lvlOverride>
   </w:num>
   <w:num w:numId="1003">
     <w:abstractNumId w:val="991"/>
@@ -2283,6 +2476,15 @@
     <w:abstractNumId w:val="991"/>
   </w:num>
   <w:num w:numId="1005">
+    <w:abstractNumId w:val="991"/>
+  </w:num>
+  <w:num w:numId="1006">
+    <w:abstractNumId w:val="991"/>
+  </w:num>
+  <w:num w:numId="1007">
+    <w:abstractNumId w:val="991"/>
+  </w:num>
+  <w:num w:numId="1008">
     <w:abstractNumId w:val="991"/>
   </w:num>
 </w:numbering>

--- a/downloads/teacher/04 Units/Unit 02 - Individual Growth and Life Readiness - Me, My Goals, My Money/Lesson 02.06 - Time and Energy as Resources.docx
+++ b/downloads/teacher/04 Units/Unit 02 - Individual Growth and Life Readiness - Me, My Goals, My Money/Lesson 02.06 - Time and Energy as Resources.docx
@@ -472,15 +472,6 @@
       </w:pPr>
       <w:r>
         <w:t xml:space="preserve">Setup notes: score the Goal Plans before this lesson so students have the first rung in hand. Hand them back as students enter. No other setup.</w:t>
-      </w:r>
-      <w:r>
-        <w:t xml:space="preserve"> </w:t>
-      </w:r>
-      <w:r>
-        <w:rPr>
-          <w:rStyle w:val="TeacherNote"/>
-        </w:rPr>
-        <w:t xml:space="preserve">[Sal: the sleep numbers on slide 8 are the American Academy of Sleep Medicine ranges as published by the CDC (9 to 12 hours for ages 6 to 12; 8 to 10 hours for ages 13 to 18). Confirm they have not changed before you teach it.]</w:t>
       </w:r>
     </w:p>
     <w:p>
@@ -1659,22 +1650,7 @@
         <w:pStyle w:val="FirstParagraph"/>
       </w:pPr>
       <w:r>
-        <w:t xml:space="preserve">Inside the building: the health teacher, who covers sleep in the health curriculum; agree on the sleep range numbers and the source so students hear one set of numbers.</w:t>
-      </w:r>
-      <w:r>
-        <w:t xml:space="preserve"> </w:t>
-      </w:r>
-      <w:r>
-        <w:rPr>
-          <w:rStyle w:val="TeacherNote"/>
-        </w:rPr>
-        <w:t xml:space="preserve">[Sal: this is the first flagged overlap with health in Unit 2; the second is stress and money in Topic 2.3.]</w:t>
-      </w:r>
-      <w:r>
-        <w:t xml:space="preserve"> </w:t>
-      </w:r>
-      <w:r>
-        <w:t xml:space="preserve">The math teacher, because the audit is a whole-number sum to 24 and a pie chart, which is grade 6 and 7 math. Community: none this lesson.</w:t>
+        <w:t xml:space="preserve">Inside the building: the health teacher, who covers sleep in the health curriculum; agree on the sleep range numbers and the source so students hear one set of numbers. The math teacher, because the audit is a whole-number sum to 24 and a pie chart, which is grade 6 and 7 math. Community: none this lesson.</w:t>
       </w:r>
     </w:p>
     <w:p>
@@ -1746,15 +1722,6 @@
       <w:r>
         <w:t xml:space="preserve">, section 2.</w:t>
       </w:r>
-      <w:r>
-        <w:t xml:space="preserve"> </w:t>
-      </w:r>
-      <w:r>
-        <w:rPr>
-          <w:rStyle w:val="TeacherNote"/>
-        </w:rPr>
-        <w:t xml:space="preserve">[Sal: confirm against the NYSED PDF.]</w:t>
-      </w:r>
     </w:p>
     <w:p>
       <w:pPr>
@@ -1809,15 +1776,6 @@
       <w:r>
         <w:t xml:space="preserve">page: ages 6 to 12, 9 to 12 hours per 24 hours; ages 13 to 18, 8 to 10 hours per 24 hours.</w:t>
       </w:r>
-      <w:r>
-        <w:t xml:space="preserve"> </w:t>
-      </w:r>
-      <w:r>
-        <w:rPr>
-          <w:rStyle w:val="TeacherNote"/>
-        </w:rPr>
-        <w:t xml:space="preserve">[Sal: confirm the current CDC page before teaching.]</w:t>
-      </w:r>
     </w:p>
     <w:p>
       <w:pPr>
@@ -1840,7 +1798,7 @@
         <w:pStyle w:val="Compact"/>
       </w:pPr>
       <w:r>
-        <w:t xml:space="preserve">Sal’s own materials: ClassroomStreet’s budgeting idea (a fixed amount, categories, and a total that must balance) is the model for the 24-hour audit; the audit is a budget with hours instead of dollars, and Topic 2.3 says so when the money budget arrives.</w:t>
+        <w:t xml:space="preserve">My own materials: ClassroomStreet’s budgeting idea (a fixed amount, categories, and a total that must balance) is the model for the 24-hour audit; the audit is a budget with hours instead of dollars, and Topic 2.3 says so when the money budget arrives.</w:t>
       </w:r>
     </w:p>
     <w:p>
@@ -2007,21 +1965,6 @@
       </w:r>
       <w:r>
         <w:t xml:space="preserve">”</w:t>
-      </w:r>
-    </w:p>
-    <w:p>
-      <w:pPr>
-        <w:numPr>
-          <w:ilvl w:val="0"/>
-          <w:numId w:val="1008"/>
-        </w:numPr>
-        <w:pStyle w:val="Compact"/>
-      </w:pPr>
-      <w:r>
-        <w:rPr>
-          <w:rStyle w:val="TeacherNote"/>
-        </w:rPr>
-        <w:t xml:space="preserve">[Sal: your own audit on slide 5 works better than a fictional one, if you are willing. A teacher who shows 6 hours of sleep and 3 hours of screens makes the lesson honest.]</w:t>
       </w:r>
     </w:p>
     <w:p>
